--- a/policies/build/preview_hco/HCO.PRE.1_v2_preview.docx
+++ b/policies/build/preview_hco/HCO.PRE.1_v2_preview.docx
@@ -773,7 +773,7 @@
           <w:sz w:val="22"/>
           <w:szCs w:val="22"/>
         </w:rPr>
-        <w:t xml:space="preserve">Boundaries: do not copy SHCO PRE wording. Do not overwrite HCO AAC, COP or MOM policies. Spell out abbreviations on first use in training materials. OE counts/levels/asterisks stay with the official portal Standards PDF. Method notes come from the Guidebook Interpretation paragraphs (scanned PDF md5 2c4489ee98de4ae9b49cba168ea9f42a).</w:t>
+        <w:t xml:space="preserve">Boundaries: do not overwrite HCO AAC, COP or MOM policies. Spell out abbreviations on first use in training materials. OE counts/levels/asterisks stay with the official portal Standards PDF. Method notes come from the Guidebook Interpretation paragraphs (scanned PDF md5 2c4489ee98de4ae9b49cba168ea9f42a).</w:t>
       </w:r>
     </w:p>
     <w:p>
@@ -905,7 +905,7 @@
         <w:spacing w:after="100" w:before="220"/>
       </w:pPr>
       <w:r>
-        <w:t xml:space="preserve">5.1 Patient and family rights and responsibilities are documented, displa...</w:t>
+        <w:t xml:space="preserve">5.1 Patient and family rights and responsibilities are documented...</w:t>
       </w:r>
     </w:p>
     <w:p>
@@ -1133,7 +1133,7 @@
         <w:spacing w:after="100" w:before="220"/>
       </w:pPr>
       <w:r>
-        <w:t xml:space="preserve">5.5 Violation of patient and family rights are monitored, analysed, and c...</w:t>
+        <w:t xml:space="preserve">5.5 Violation of patient and family rights are monitored, analysed, and...</w:t>
       </w:r>
     </w:p>
     <w:p>
@@ -1191,6 +1191,20 @@
       </w:pPr>
       <w:r>
         <w:t xml:space="preserve">6. Governance and responsibility</w:t>
+      </w:r>
+    </w:p>
+    <w:p>
+      <w:pPr>
+        <w:spacing w:after="20" w:before="100"/>
+      </w:pPr>
+      <w:r>
+        <w:rPr>
+          <w:b/>
+          <w:bCs/>
+          <w:sz w:val="22"/>
+          <w:szCs w:val="22"/>
+        </w:rPr>
+        <w:t xml:space="preserve">Medical Superintendent</w:t>
       </w:r>
     </w:p>
     <w:p>
@@ -1207,7 +1221,7 @@
           <w:sz w:val="22"/>
           <w:szCs w:val="22"/>
         </w:rPr>
-        <w:t xml:space="preserve">Medical Superintendent</w:t>
+        <w:t xml:space="preserve">Accountable that PRE.1 is resourced and followed.</w:t>
       </w:r>
     </w:p>
     <w:p>
@@ -1224,7 +1238,21 @@
           <w:sz w:val="22"/>
           <w:szCs w:val="22"/>
         </w:rPr>
-        <w:t xml:space="preserve">Accountable that PRE.1 is resourced and followed.</w:t>
+        <w:t xml:space="preserve">Acts on rights violations, consent failures and communication breaches that reach top leadership.</w:t>
+      </w:r>
+    </w:p>
+    <w:p>
+      <w:pPr>
+        <w:spacing w:after="20" w:before="100"/>
+      </w:pPr>
+      <w:r>
+        <w:rPr>
+          <w:b/>
+          <w:bCs/>
+          <w:sz w:val="22"/>
+          <w:szCs w:val="22"/>
+        </w:rPr>
+        <w:t xml:space="preserve">Quality Coordinator</w:t>
       </w:r>
     </w:p>
     <w:p>
@@ -1241,7 +1269,21 @@
           <w:sz w:val="22"/>
           <w:szCs w:val="22"/>
         </w:rPr>
-        <w:t xml:space="preserve">Acts on rights violations, consent failures and communication breaches that reach top leadership.</w:t>
+        <w:t xml:space="preserve">Owns day-to-day implementation and records for this standard.</w:t>
+      </w:r>
+    </w:p>
+    <w:p>
+      <w:pPr>
+        <w:spacing w:after="20" w:before="100"/>
+      </w:pPr>
+      <w:r>
+        <w:rPr>
+          <w:b/>
+          <w:bCs/>
+          <w:sz w:val="22"/>
+          <w:szCs w:val="22"/>
+        </w:rPr>
+        <w:t xml:space="preserve">Guest Relations / Patient Rights Officer</w:t>
       </w:r>
     </w:p>
     <w:p>
@@ -1258,6 +1300,20 @@
           <w:sz w:val="22"/>
           <w:szCs w:val="22"/>
         </w:rPr>
+        <w:t xml:space="preserve">Supports rights display, counselling, complaint access and family communication as this standard requires.</w:t>
+      </w:r>
+    </w:p>
+    <w:p>
+      <w:pPr>
+        <w:spacing w:after="20" w:before="100"/>
+      </w:pPr>
+      <w:r>
+        <w:rPr>
+          <w:b/>
+          <w:bCs/>
+          <w:sz w:val="22"/>
+          <w:szCs w:val="22"/>
+        </w:rPr>
         <w:t xml:space="preserve">Quality Coordinator</w:t>
       </w:r>
     </w:p>
@@ -1275,7 +1331,28 @@
           <w:sz w:val="22"/>
           <w:szCs w:val="22"/>
         </w:rPr>
-        <w:t xml:space="preserve">Owns day-to-day implementation and records for this standard.</w:t>
+        <w:t xml:space="preserve">Audits this policy «quarterly»; holds training acknowledgements.</w:t>
+      </w:r>
+    </w:p>
+    <w:p>
+      <w:pPr>
+        <w:pStyle w:val="Heading1"/>
+        <w:spacing w:after="120" w:before="280"/>
+      </w:pPr>
+      <w:r>
+        <w:t xml:space="preserve">7. Quality monitoring (RCA → CAPA)</w:t>
+      </w:r>
+    </w:p>
+    <w:p>
+      <w:pPr>
+        <w:spacing w:after="140"/>
+      </w:pPr>
+      <w:r>
+        <w:rPr>
+          <w:sz w:val="22"/>
+          <w:szCs w:val="22"/>
+        </w:rPr>
+        <w:t xml:space="preserve">The Quality Coordinator audits this policy «quarterly». The audit reviews:</w:t>
       </w:r>
     </w:p>
     <w:p>
@@ -1292,7 +1369,7 @@
           <w:sz w:val="22"/>
           <w:szCs w:val="22"/>
         </w:rPr>
-        <w:t xml:space="preserve">Guest Relations / Patient Rights Officer</w:t>
+        <w:t xml:space="preserve">Records for a sample of this standard's objective elements, checked against the What-we-do steps.</w:t>
       </w:r>
     </w:p>
     <w:p>
@@ -1309,7 +1386,7 @@
           <w:sz w:val="22"/>
           <w:szCs w:val="22"/>
         </w:rPr>
-        <w:t xml:space="preserve">Supports rights display, counselling, complaint access and family communication as this standard requires.</w:t>
+        <w:t xml:space="preserve">Documentary evidence is on file for each asterisked objective element in the sample.</w:t>
       </w:r>
     </w:p>
     <w:p>
@@ -1326,7 +1403,7 @@
           <w:sz w:val="22"/>
           <w:szCs w:val="22"/>
         </w:rPr>
-        <w:t xml:space="preserve">Quality Coordinator</w:t>
+        <w:t xml:space="preserve">CORE objective elements show no critical gaps in the sample.</w:t>
       </w:r>
     </w:p>
     <w:p>
@@ -1343,108 +1420,19 @@
           <w:sz w:val="22"/>
           <w:szCs w:val="22"/>
         </w:rPr>
-        <w:t xml:space="preserve">Audits this policy «quarterly»; holds training acknowledgements.</w:t>
-      </w:r>
-    </w:p>
-    <w:p>
-      <w:pPr>
-        <w:pStyle w:val="Heading1"/>
-        <w:spacing w:after="120" w:before="280"/>
-      </w:pPr>
-      <w:r>
-        <w:t xml:space="preserve">7. Quality monitoring (RCA → CAPA)</w:t>
-      </w:r>
-    </w:p>
-    <w:p>
-      <w:pPr>
-        <w:spacing w:after="140"/>
-      </w:pPr>
-      <w:r>
-        <w:rPr>
-          <w:sz w:val="22"/>
-          <w:szCs w:val="22"/>
-        </w:rPr>
-        <w:t xml:space="preserve">The Quality Coordinator audits this policy «quarterly».</w:t>
-      </w:r>
-    </w:p>
-    <w:p>
-      <w:pPr>
-        <w:spacing w:after="140"/>
-      </w:pPr>
-      <w:r>
-        <w:rPr>
-          <w:sz w:val="22"/>
-          <w:szCs w:val="22"/>
-        </w:rPr>
-        <w:t xml:space="preserve">What is monitored each quarter:</w:t>
-      </w:r>
-    </w:p>
-    <w:p>
-      <w:pPr>
-        <w:pStyle w:val="ListParagraph"/>
-        <w:numPr>
-          <w:ilvl w:val="0"/>
-          <w:numId w:val="1"/>
-        </w:numPr>
-        <w:spacing w:after="60"/>
-      </w:pPr>
-      <w:r>
-        <w:rPr>
-          <w:sz w:val="22"/>
-          <w:szCs w:val="22"/>
-        </w:rPr>
-        <w:t xml:space="preserve">Sample of records for each OE PRE.1.a–e.</w:t>
-      </w:r>
-    </w:p>
-    <w:p>
-      <w:pPr>
-        <w:pStyle w:val="ListParagraph"/>
-        <w:numPr>
-          <w:ilvl w:val="0"/>
-          <w:numId w:val="1"/>
-        </w:numPr>
-        <w:spacing w:after="60"/>
-      </w:pPr>
-      <w:r>
-        <w:rPr>
-          <w:sz w:val="22"/>
-          <w:szCs w:val="22"/>
-        </w:rPr>
-        <w:t xml:space="preserve">Asterisked elements (ab) have document evidence as required.</w:t>
-      </w:r>
-    </w:p>
-    <w:p>
-      <w:pPr>
-        <w:pStyle w:val="ListParagraph"/>
-        <w:numPr>
-          <w:ilvl w:val="0"/>
-          <w:numId w:val="1"/>
-        </w:numPr>
-        <w:spacing w:after="60"/>
-      </w:pPr>
-      <w:r>
-        <w:rPr>
-          <w:sz w:val="22"/>
-          <w:szCs w:val="22"/>
-        </w:rPr>
-        <w:t xml:space="preserve">CORE elements (cde) show no critical gaps in the sample.</w:t>
-      </w:r>
-    </w:p>
-    <w:p>
-      <w:pPr>
-        <w:pStyle w:val="ListParagraph"/>
-        <w:numPr>
-          <w:ilvl w:val="0"/>
-          <w:numId w:val="1"/>
-        </w:numPr>
-        <w:spacing w:after="60"/>
-      </w:pPr>
-      <w:r>
-        <w:rPr>
-          <w:sz w:val="22"/>
-          <w:szCs w:val="22"/>
-        </w:rPr>
         <w:t xml:space="preserve">Stop-work events (if any) are logged with outcome.</w:t>
+      </w:r>
+    </w:p>
+    <w:p>
+      <w:pPr>
+        <w:spacing w:after="140"/>
+      </w:pPr>
+      <w:r>
+        <w:rPr>
+          <w:sz w:val="22"/>
+          <w:szCs w:val="22"/>
+        </w:rPr>
+        <w:t xml:space="preserve">Root-cause analysis is required when a gap found in this audit remains open beyond «90 days».</w:t>
       </w:r>
     </w:p>
     <w:p>
@@ -3007,7 +2995,7 @@
           <w:sz w:val="22"/>
           <w:szCs w:val="22"/>
         </w:rPr>
-        <w:t xml:space="preserve">Records showing PRE.1.a was followed for sampled patients/cases.</w:t>
+        <w:t xml:space="preserve">Current documented patient-and-family rights-and-responsibilities text.</w:t>
       </w:r>
     </w:p>
     <w:p>
@@ -3024,7 +3012,7 @@
           <w:sz w:val="22"/>
           <w:szCs w:val="22"/>
         </w:rPr>
-        <w:t xml:space="preserve">Written guidance / protocol referenced for this element (where required).</w:t>
+        <w:t xml:space="preserve">Display record at registration, OPD waiting, ward notice boards and emergency.</w:t>
       </w:r>
     </w:p>
     <w:p>
@@ -3041,7 +3029,16 @@
           <w:sz w:val="22"/>
           <w:szCs w:val="22"/>
         </w:rPr>
-        <w:t xml:space="preserve">Audit sample notes for PRE.1.a reviewed «quarterly».</w:t>
+        <w:t xml:space="preserve">Bilingual pamphlet or IEC material on file.</w:t>
+      </w:r>
+    </w:p>
+    <w:p>
+      <w:pPr>
+        <w:pStyle w:val="Heading2"/>
+        <w:spacing w:after="100" w:before="220"/>
+      </w:pPr>
+      <w:r>
+        <w:t xml:space="preserve">PRE.1.b — Patient and family rights and responsibilities are actively promoted.</w:t>
       </w:r>
     </w:p>
     <w:p>
@@ -3058,16 +3055,7 @@
           <w:sz w:val="22"/>
           <w:szCs w:val="22"/>
         </w:rPr>
-        <w:t xml:space="preserve">Documented evidence specifically required by the asterisked objective element.</w:t>
-      </w:r>
-    </w:p>
-    <w:p>
-      <w:pPr>
-        <w:pStyle w:val="Heading2"/>
-        <w:spacing w:after="100" w:before="220"/>
-      </w:pPr>
-      <w:r>
-        <w:t xml:space="preserve">PRE.1.b — Patient and family rights and responsibilities are actively promoted.</w:t>
+        <w:t xml:space="preserve">Admission-counselling record showing rights and responsibilities were explained to an in-patient.</w:t>
       </w:r>
     </w:p>
     <w:p>
@@ -3084,7 +3072,7 @@
           <w:sz w:val="22"/>
           <w:szCs w:val="22"/>
         </w:rPr>
-        <w:t xml:space="preserve">Records showing PRE.1.b was followed for sampled patients/cases.</w:t>
+        <w:t xml:space="preserve">OPD display/access record for educational material.</w:t>
       </w:r>
     </w:p>
     <w:p>
@@ -3101,7 +3089,16 @@
           <w:sz w:val="22"/>
           <w:szCs w:val="22"/>
         </w:rPr>
-        <w:t xml:space="preserve">Written guidance / protocol referenced for this element (where required).</w:t>
+        <w:t xml:space="preserve">Quarterly spot-check record of display and counselling.</w:t>
+      </w:r>
+    </w:p>
+    <w:p>
+      <w:pPr>
+        <w:pStyle w:val="Heading2"/>
+        <w:spacing w:after="100" w:before="220"/>
+      </w:pPr>
+      <w:r>
+        <w:t xml:space="preserve">PRE.1.c — The organisation protects patient and family rights.</w:t>
       </w:r>
     </w:p>
     <w:p>
@@ -3118,7 +3115,7 @@
           <w:sz w:val="22"/>
           <w:szCs w:val="22"/>
         </w:rPr>
-        <w:t xml:space="preserve">Audit sample notes for PRE.1.b reviewed «quarterly».</w:t>
+        <w:t xml:space="preserve">Induction and annual training record on protecting patient and family rights.</w:t>
       </w:r>
     </w:p>
     <w:p>
@@ -3135,16 +3132,7 @@
           <w:sz w:val="22"/>
           <w:szCs w:val="22"/>
         </w:rPr>
-        <w:t xml:space="preserve">Documented evidence specifically required by the asterisked objective element.</w:t>
-      </w:r>
-    </w:p>
-    <w:p>
-      <w:pPr>
-        <w:pStyle w:val="Heading2"/>
-        <w:spacing w:after="100" w:before="220"/>
-      </w:pPr>
-      <w:r>
-        <w:t xml:space="preserve">PRE.1.c — The organisation protects patient and family rights.</w:t>
+        <w:t xml:space="preserve">Named Guest Relations / Patient Rights Officer record as day-to-day owner.</w:t>
       </w:r>
     </w:p>
     <w:p>
@@ -3161,7 +3149,16 @@
           <w:sz w:val="22"/>
           <w:szCs w:val="22"/>
         </w:rPr>
-        <w:t xml:space="preserve">Records showing PRE.1.c was followed for sampled patients/cases.</w:t>
+        <w:t xml:space="preserve">Conduct-observation record confirming staff practice matches the duty.</w:t>
+      </w:r>
+    </w:p>
+    <w:p>
+      <w:pPr>
+        <w:pStyle w:val="Heading2"/>
+        <w:spacing w:after="100" w:before="220"/>
+      </w:pPr>
+      <w:r>
+        <w:t xml:space="preserve">PRE.1.d — The organisation has a mechanism to report a violation of patient and family rights.</w:t>
       </w:r>
     </w:p>
     <w:p>
@@ -3178,7 +3175,7 @@
           <w:sz w:val="22"/>
           <w:szCs w:val="22"/>
         </w:rPr>
-        <w:t xml:space="preserve">Written guidance / protocol referenced for this element (where required).</w:t>
+        <w:t xml:space="preserve">Written list of rights-infringement examples.</w:t>
       </w:r>
     </w:p>
     <w:p>
@@ -3195,7 +3192,7 @@
           <w:sz w:val="22"/>
           <w:szCs w:val="22"/>
         </w:rPr>
-        <w:t xml:space="preserve">Audit sample notes for PRE.1.c reviewed «quarterly».</w:t>
+        <w:t xml:space="preserve">Incident-form record for a reported violation.</w:t>
       </w:r>
     </w:p>
     <w:p>
@@ -3212,7 +3209,7 @@
           <w:sz w:val="22"/>
           <w:szCs w:val="22"/>
         </w:rPr>
-        <w:t xml:space="preserve">CORE-element sample with no critical gaps in the quarter under review.</w:t>
+        <w:t xml:space="preserve">Patient- or family-reported violation log (feedback form or direct report), including anonymous reports.</w:t>
       </w:r>
     </w:p>
     <w:p>
@@ -3221,7 +3218,7 @@
         <w:spacing w:after="100" w:before="220"/>
       </w:pPr>
       <w:r>
-        <w:t xml:space="preserve">PRE.1.d — The organisation has a mechanism to report a violation of patient and family rights.</w:t>
+        <w:t xml:space="preserve">PRE.1.e — Violation of patient and family rights are monitored, analysed, and corrective / preventive action taken by the top leadership of the organisation.</w:t>
       </w:r>
     </w:p>
     <w:p>
@@ -3238,7 +3235,7 @@
           <w:sz w:val="22"/>
           <w:szCs w:val="22"/>
         </w:rPr>
-        <w:t xml:space="preserve">Records showing PRE.1.d was followed for sampled patients/cases.</w:t>
+        <w:t xml:space="preserve">Investigation record for each logged rights violation.</w:t>
       </w:r>
     </w:p>
     <w:p>
@@ -3255,7 +3252,7 @@
           <w:sz w:val="22"/>
           <w:szCs w:val="22"/>
         </w:rPr>
-        <w:t xml:space="preserve">Written guidance / protocol referenced for this element (where required).</w:t>
+        <w:t xml:space="preserve">Top-leadership (Medical Superintendent with Quality Coordinator) documented outcome and CAPA assignment.</w:t>
       </w:r>
     </w:p>
     <w:p>
@@ -3272,101 +3269,7 @@
           <w:sz w:val="22"/>
           <w:szCs w:val="22"/>
         </w:rPr>
-        <w:t xml:space="preserve">Audit sample notes for PRE.1.d reviewed «quarterly».</w:t>
-      </w:r>
-    </w:p>
-    <w:p>
-      <w:pPr>
-        <w:pStyle w:val="ListParagraph"/>
-        <w:numPr>
-          <w:ilvl w:val="0"/>
-          <w:numId w:val="1"/>
-        </w:numPr>
-        <w:spacing w:after="60"/>
-      </w:pPr>
-      <w:r>
-        <w:rPr>
-          <w:sz w:val="22"/>
-          <w:szCs w:val="22"/>
-        </w:rPr>
-        <w:t xml:space="preserve">CORE-element sample with no critical gaps in the quarter under review.</w:t>
-      </w:r>
-    </w:p>
-    <w:p>
-      <w:pPr>
-        <w:pStyle w:val="Heading2"/>
-        <w:spacing w:after="100" w:before="220"/>
-      </w:pPr>
-      <w:r>
-        <w:t xml:space="preserve">PRE.1.e — Violation of patient and family rights are monitored, analysed, and corrective / preventive action taken by the top leadership of the organisation.</w:t>
-      </w:r>
-    </w:p>
-    <w:p>
-      <w:pPr>
-        <w:pStyle w:val="ListParagraph"/>
-        <w:numPr>
-          <w:ilvl w:val="0"/>
-          <w:numId w:val="1"/>
-        </w:numPr>
-        <w:spacing w:after="60"/>
-      </w:pPr>
-      <w:r>
-        <w:rPr>
-          <w:sz w:val="22"/>
-          <w:szCs w:val="22"/>
-        </w:rPr>
-        <w:t xml:space="preserve">Records showing PRE.1.e was followed for sampled patients/cases.</w:t>
-      </w:r>
-    </w:p>
-    <w:p>
-      <w:pPr>
-        <w:pStyle w:val="ListParagraph"/>
-        <w:numPr>
-          <w:ilvl w:val="0"/>
-          <w:numId w:val="1"/>
-        </w:numPr>
-        <w:spacing w:after="60"/>
-      </w:pPr>
-      <w:r>
-        <w:rPr>
-          <w:sz w:val="22"/>
-          <w:szCs w:val="22"/>
-        </w:rPr>
-        <w:t xml:space="preserve">Written guidance / protocol referenced for this element (where required).</w:t>
-      </w:r>
-    </w:p>
-    <w:p>
-      <w:pPr>
-        <w:pStyle w:val="ListParagraph"/>
-        <w:numPr>
-          <w:ilvl w:val="0"/>
-          <w:numId w:val="1"/>
-        </w:numPr>
-        <w:spacing w:after="60"/>
-      </w:pPr>
-      <w:r>
-        <w:rPr>
-          <w:sz w:val="22"/>
-          <w:szCs w:val="22"/>
-        </w:rPr>
-        <w:t xml:space="preserve">Audit sample notes for PRE.1.e reviewed «quarterly».</w:t>
-      </w:r>
-    </w:p>
-    <w:p>
-      <w:pPr>
-        <w:pStyle w:val="ListParagraph"/>
-        <w:numPr>
-          <w:ilvl w:val="0"/>
-          <w:numId w:val="1"/>
-        </w:numPr>
-        <w:spacing w:after="60"/>
-      </w:pPr>
-      <w:r>
-        <w:rPr>
-          <w:sz w:val="22"/>
-          <w:szCs w:val="22"/>
-        </w:rPr>
-        <w:t xml:space="preserve">CORE-element sample with no critical gaps in the quarter under review.</w:t>
+        <w:t xml:space="preserve">Open-action tracking record to closure within the defined timeframe.</w:t>
       </w:r>
     </w:p>
     <w:p>

--- a/policies/build/preview_hco/HCO.PRE.1_v2_preview.docx
+++ b/policies/build/preview_hco/HCO.PRE.1_v2_preview.docx
@@ -692,7 +692,7 @@
           <w:sz w:val="22"/>
           <w:szCs w:val="22"/>
         </w:rPr>
-        <w:t xml:space="preserve">It covers objective elements PRE.1.a–e (5 elements).</w:t>
+        <w:t xml:space="preserve">This policy covers all 5 requirements under this standard, listed in detail below.</w:t>
       </w:r>
     </w:p>
     <w:p>
@@ -716,7 +716,7 @@
           <w:sz w:val="22"/>
           <w:szCs w:val="22"/>
         </w:rPr>
-        <w:t xml:space="preserve">This policy owns PRE.1. Related AAC, COP, MOM, IPC/HIC and IMS duties stay with those policies — cross-reference only. Other PRE standards stay with their own policies.</w:t>
+        <w:t xml:space="preserve">This policy covers protecting and promoting patient and family rights specifically. Related duties — like patient assessment, clinical care, medication management, infection control, or medical records and information management — are covered in the hospital's other policies, not repeated here. Other PRE standards stay with their own policies.</w:t>
       </w:r>
     </w:p>
     <w:p>
@@ -761,19 +761,19 @@
           <w:sz w:val="22"/>
           <w:szCs w:val="22"/>
         </w:rPr>
-        <w:t xml:space="preserve">It covers 5 objective elements (PRE.1.a, PRE.1.b, PRE.1.c, PRE.1.d, PRE.1.e).</w:t>
-      </w:r>
-    </w:p>
-    <w:p>
-      <w:pPr>
-        <w:spacing w:after="140"/>
-      </w:pPr>
-      <w:r>
-        <w:rPr>
-          <w:sz w:val="22"/>
-          <w:szCs w:val="22"/>
-        </w:rPr>
-        <w:t xml:space="preserve">Boundaries: do not overwrite HCO AAC, COP or MOM policies. Spell out abbreviations on first use in training materials. OE counts/levels/asterisks stay with the official portal Standards PDF. Method notes come from the Guidebook Interpretation paragraphs (scanned PDF md5 2c4489ee98de4ae9b49cba168ea9f42a).</w:t>
+        <w:t xml:space="preserve">This policy covers all 5 requirements under this standard, listed in detail below.</w:t>
+      </w:r>
+    </w:p>
+    <w:p>
+      <w:pPr>
+        <w:spacing w:after="140"/>
+      </w:pPr>
+      <w:r>
+        <w:rPr>
+          <w:sz w:val="22"/>
+          <w:szCs w:val="22"/>
+        </w:rPr>
+        <w:t xml:space="preserve">This policy covers protecting and promoting patient and family rights specifically. Related duties — like patient assessment, clinical care, medication management, infection control, or medical records and information management — are covered in the hospital's other policies, not repeated here. Spell out abbreviations on first use in training materials. OE counts/levels/asterisks stay with the official portal Standards PDF. Method notes come from the Guidebook Interpretation paragraphs (scanned PDF md5 2c4489ee98de4ae9b49cba168ea9f42a).</w:t>
       </w:r>
     </w:p>
     <w:p>
